--- a/CSCU9D6_Assignment_3115875.docx
+++ b/CSCU9D6_Assignment_3115875.docx
@@ -131,7 +131,10 @@
         </w:rPr>
       </w:pPr>
       <w:r>
-        <w:rPr/>
+        <w:rPr>
+          <w:sz w:val="24"/>
+          <w:szCs w:val="24"/>
+        </w:rPr>
       </w:r>
     </w:p>
     <w:p>
@@ -2372,7 +2375,10 @@
         </w:rPr>
       </w:pPr>
       <w:r>
-        <w:rPr/>
+        <w:rPr>
+          <w:sz w:val="24"/>
+          <w:szCs w:val="24"/>
+        </w:rPr>
       </w:r>
     </w:p>
     <w:p>
@@ -3301,7 +3307,10 @@
         </w:rPr>
       </w:pPr>
       <w:r>
-        <w:rPr/>
+        <w:rPr>
+          <w:sz w:val="32"/>
+          <w:szCs w:val="32"/>
+        </w:rPr>
       </w:r>
     </w:p>
     <w:p>
@@ -4666,7 +4675,7 @@
           <w:sz w:val="24"/>
           <w:szCs w:val="24"/>
         </w:rPr>
-        <w:t>Swingler, K. (2025) CSCU9D6 Data Strategy Notes. University of Stirling.</w:t>
+        <w:t>Bélanger, F. and Crossler, R.E. (2011) 'Privacy in the Digital Age: A Review of Information Privacy Research in Information Systems', MIS Quarterly, 35(4), pp. 1017–1041.</w:t>
       </w:r>
     </w:p>
     <w:p>
@@ -4688,6 +4697,7 @@
           <w:sz w:val="24"/>
           <w:szCs w:val="24"/>
         </w:rPr>
+        <w:t>Harvard Business Review (2017) What's Your Data Strategy? Available at: https://hbr.org/2017/05/whats-your-data-strategy</w:t>
       </w:r>
     </w:p>
     <w:p>
@@ -4709,7 +4719,7 @@
           <w:sz w:val="24"/>
           <w:szCs w:val="24"/>
         </w:rPr>
-        <w:t>Information Commissioner’s Office (ICO) (2023) Guide to the UK GDPR. Available at: https://ico.org.uk</w:t>
+        <w:t>Information Commissioner's Office (ICO) (2023) Guide to the UK GDPR. Available at: https://ico.org.uk</w:t>
       </w:r>
     </w:p>
     <w:p>
@@ -4731,6 +4741,7 @@
           <w:sz w:val="24"/>
           <w:szCs w:val="24"/>
         </w:rPr>
+        <w:t>National Cyber Security Centre (NCSC) (2023) Cyber Essentials. Available at: https://www.ncsc.gov.uk</w:t>
       </w:r>
     </w:p>
     <w:p>
@@ -4752,7 +4763,73 @@
           <w:sz w:val="24"/>
           <w:szCs w:val="24"/>
         </w:rPr>
-        <w:t>National Cyber Security Centre (NCSC) (2023) Cyber Essentials. Available at: https://www.ncsc.gov.uk</w:t>
+        <w:t>NHS Digital (2022) Data Security and Protection Toolkit. Available at: https://www.dsptoolkit.nhs.uk</w:t>
+      </w:r>
+    </w:p>
+    <w:p>
+      <w:pPr>
+        <w:pStyle w:val="Normal"/>
+        <w:bidi w:val="0"/>
+        <w:jc w:val="start"/>
+        <w:rPr>
+          <w:b w:val="false"/>
+          <w:bCs w:val="false"/>
+          <w:sz w:val="24"/>
+          <w:szCs w:val="24"/>
+        </w:rPr>
+      </w:pPr>
+      <w:r>
+        <w:rPr>
+          <w:b w:val="false"/>
+          <w:bCs w:val="false"/>
+          <w:sz w:val="24"/>
+          <w:szCs w:val="24"/>
+        </w:rPr>
+        <w:t>NHS England (2023) Records Management Code of Practice. Available at: https://www.england.nhs.uk/ourwork/digitalhealth/records-management</w:t>
+      </w:r>
+    </w:p>
+    <w:p>
+      <w:pPr>
+        <w:pStyle w:val="Normal"/>
+        <w:bidi w:val="0"/>
+        <w:jc w:val="start"/>
+        <w:rPr>
+          <w:b w:val="false"/>
+          <w:bCs w:val="false"/>
+          <w:sz w:val="24"/>
+          <w:szCs w:val="24"/>
+        </w:rPr>
+      </w:pPr>
+      <w:r>
+        <w:rPr>
+          <w:b w:val="false"/>
+          <w:bCs w:val="false"/>
+          <w:sz w:val="24"/>
+          <w:szCs w:val="24"/>
+        </w:rPr>
+        <w:t>Swingler, K. (2025) CSCU9D6 Data Strategy Notes. University of Stirling.</w:t>
+      </w:r>
+    </w:p>
+    <w:p>
+      <w:pPr>
+        <w:pStyle w:val="Normal"/>
+        <w:bidi w:val="0"/>
+        <w:jc w:val="start"/>
+        <w:rPr>
+          <w:b w:val="false"/>
+          <w:bCs w:val="false"/>
+          <w:sz w:val="24"/>
+          <w:szCs w:val="24"/>
+        </w:rPr>
+      </w:pPr>
+      <w:r>
+        <w:rPr>
+          <w:b w:val="false"/>
+          <w:bCs w:val="false"/>
+          <w:sz w:val="24"/>
+          <w:szCs w:val="24"/>
+        </w:rPr>
+        <w:t>Tallon, P.P. (2013) 'Corporate Governance of Big Data: Perspectives on Value, Risk, and Cost', Computer, 46(6), pp. 32–38.</w:t>
       </w:r>
     </w:p>
     <w:sectPr>

--- a/CSCU9D6_Assignment_3115875.docx
+++ b/CSCU9D6_Assignment_3115875.docx
@@ -76,7 +76,16 @@
           <w:sz w:val="40"/>
           <w:szCs w:val="40"/>
         </w:rPr>
-        <w:t>Word Count: 3822</w:t>
+        <w:t>Word Count: 382</w:t>
+      </w:r>
+      <w:r>
+        <w:rPr>
+          <w:b/>
+          <w:bCs/>
+          <w:sz w:val="40"/>
+          <w:szCs w:val="40"/>
+        </w:rPr>
+        <w:t>8</w:t>
       </w:r>
     </w:p>
     <w:p>
@@ -1078,7 +1087,7 @@
           <w:sz w:val="24"/>
           <w:szCs w:val="24"/>
         </w:rPr>
-        <w:t>Patch management was inconsistent, several workstations ran dental imaging software that had not received vendor updates for over fourteen months. Delayed patching is a common ransomware entry point. The famous WannaCry attack, which affected a third of NHS trusts and cancelled approximately 19,000 appointments, illustrating the scale of disruption this risk carries in clinical settings.</w:t>
+        <w:t>Patch management was inconsistent, several workstations ran dental imaging software that had not received vendor updates for over fourteen months. Delayed patching is a common ransomware entry point. The famous WannaCry attack, which affected a third of NHS trusts and cancelled approximately 19,000 appointments (National Audit Office, 2017), illustrating the scale of disruption this risk carries in clinical settings.</w:t>
       </w:r>
     </w:p>
     <w:p>
@@ -1989,7 +1998,7 @@
           <w:sz w:val="24"/>
           <w:szCs w:val="24"/>
         </w:rPr>
-        <w:t>Using Gartner's definition of data literacy as the ability to read, write, and communicate data in context, the workforce scores well on confidentiality but poorly on governance and analytical dimensions. The organisation has a culture of professional care but not yet a standardised data culture, staff do not treat data as an organisational asset with defined governance requirements, and there is no shared vocabulary around data handling beyond individual professional judgement. This matters practically as well as conceptually, a good data culture depends on four main elements, data access, data skills, data tools, and communication. BrightSmile currently scores poorly on all four. Access is impeded by fragmented systems, skills gaps are evident from the quiz results, tools are inconsistent between sites, and there is no formal communication channel for data governance matters. Building a data culture requires deliberate investment in each of these dimensions, which the recommendations below are designed to address.</w:t>
+        <w:t>Using Gartner's definition (Gartner, 2022) of data literacy as the ability to read, write, and communicate data in context, the workforce scores well on confidentiality but poorly on governance and analytical dimensions. The organisation has a culture of professional care but not yet a standardised data culture, staff do not treat data as an organisational asset with defined governance requirements, and there is no shared vocabulary around data handling beyond individual professional judgement. This matters practically as well as conceptually, a good data culture depends on four main elements, data access, data skills, data tools, and communication. BrightSmile currently scores poorly on all four. Access is impeded by fragmented systems, skills gaps are evident from the quiz results, tools are inconsistent between sites, and there is no formal communication channel for data governance matters. Building a data culture requires deliberate investment in each of these dimensions, which the recommendations below are designed to address.</w:t>
       </w:r>
     </w:p>
     <w:p>
@@ -2873,7 +2882,7 @@
           <w:sz w:val="24"/>
           <w:szCs w:val="24"/>
         </w:rPr>
-        <w:t>The verified Cyber Essentials Plus route is recommended given the sensitivity of data processed. Certification will require network segregation at the three sites sharing patient and staff Wi-Fi, elimination of shared booking logins at two clinics, a patch schedule covering the fourteen-month imaging software backlog, and USB restriction on clinical workstations — are all scoped within the standard Cyber Essentials Plus assessment process. It also provides evidence of reasonable security measures in any subsequent ICO investigation.</w:t>
+        <w:t>The verified Cyber Essentials Plus route is recommended given the sensitivity of data processed. Certification will require network segregation at the three sites sharing patient and staff Wi-Fi, elimination of shared booking logins at two clinics, a patch schedule covering the fourteen-month imaging software backlog, and USB restriction on clinical workstations, are all scoped within the standard Cyber Essentials Plus assessment process. It also provides evidence of reasonable security measures in any subsequent ICO investigation.</w:t>
       </w:r>
     </w:p>
     <w:p>
@@ -3053,9 +3062,43 @@
           <w:sz w:val="24"/>
           <w:szCs w:val="24"/>
         </w:rPr>
+        <w:t xml:space="preserve">Gartner (2022) Data Literacy. Available at: </w:t>
+      </w:r>
+      <w:hyperlink r:id="rId2">
+        <w:r>
+          <w:rPr>
+            <w:rStyle w:val="Hyperlink"/>
+            <w:b w:val="false"/>
+            <w:bCs w:val="false"/>
+            <w:sz w:val="24"/>
+            <w:szCs w:val="24"/>
+          </w:rPr>
+          <w:t>https://www.gartner.com/en/data-analytics/topics/data-literacy</w:t>
+        </w:r>
+      </w:hyperlink>
+    </w:p>
+    <w:p>
+      <w:pPr>
+        <w:pStyle w:val="Normal"/>
+        <w:bidi w:val="0"/>
+        <w:jc w:val="start"/>
+        <w:rPr>
+          <w:b w:val="false"/>
+          <w:bCs w:val="false"/>
+          <w:sz w:val="24"/>
+          <w:szCs w:val="24"/>
+        </w:rPr>
+      </w:pPr>
+      <w:r>
+        <w:rPr>
+          <w:b w:val="false"/>
+          <w:bCs w:val="false"/>
+          <w:sz w:val="24"/>
+          <w:szCs w:val="24"/>
+        </w:rPr>
         <w:t xml:space="preserve">Harvard Business Review (2017) What's Your Data Strategy? Available at: </w:t>
       </w:r>
-      <w:hyperlink r:id="rId2">
+      <w:hyperlink r:id="rId3">
         <w:r>
           <w:rPr>
             <w:rStyle w:val="Hyperlink"/>
@@ -3089,7 +3132,7 @@
         </w:rPr>
         <w:t xml:space="preserve">Information Commissioner's Office (ICO) (2023) Guide to the UK GDPR. Available at: </w:t>
       </w:r>
-      <w:hyperlink r:id="rId3">
+      <w:hyperlink r:id="rId4">
         <w:r>
           <w:rPr>
             <w:rStyle w:val="Hyperlink"/>
@@ -3121,9 +3164,43 @@
           <w:sz w:val="24"/>
           <w:szCs w:val="24"/>
         </w:rPr>
+        <w:t xml:space="preserve">National Audit Office (2017) Investigation: WannaCry cyber attack and the NHS. Available at: </w:t>
+      </w:r>
+      <w:hyperlink r:id="rId5">
+        <w:r>
+          <w:rPr>
+            <w:rStyle w:val="Hyperlink"/>
+            <w:b w:val="false"/>
+            <w:bCs w:val="false"/>
+            <w:sz w:val="24"/>
+            <w:szCs w:val="24"/>
+          </w:rPr>
+          <w:t>https://www.nao.org.uk/reports/investigation-wannacry-cyber-attack-and-the-nhs/</w:t>
+        </w:r>
+      </w:hyperlink>
+    </w:p>
+    <w:p>
+      <w:pPr>
+        <w:pStyle w:val="Normal"/>
+        <w:bidi w:val="0"/>
+        <w:jc w:val="start"/>
+        <w:rPr>
+          <w:b w:val="false"/>
+          <w:bCs w:val="false"/>
+          <w:sz w:val="24"/>
+          <w:szCs w:val="24"/>
+        </w:rPr>
+      </w:pPr>
+      <w:r>
+        <w:rPr>
+          <w:b w:val="false"/>
+          <w:bCs w:val="false"/>
+          <w:sz w:val="24"/>
+          <w:szCs w:val="24"/>
+        </w:rPr>
         <w:t xml:space="preserve">National Cyber Security Centre (NCSC) (2023) Cyber Essentials. Available at: </w:t>
       </w:r>
-      <w:hyperlink r:id="rId4">
+      <w:hyperlink r:id="rId6">
         <w:r>
           <w:rPr>
             <w:rStyle w:val="Hyperlink"/>
@@ -3157,7 +3234,7 @@
         </w:rPr>
         <w:t xml:space="preserve">NHS Digital (2022) Data Security and Protection Toolkit. Available at: </w:t>
       </w:r>
-      <w:hyperlink r:id="rId5">
+      <w:hyperlink r:id="rId7">
         <w:r>
           <w:rPr>
             <w:rStyle w:val="Hyperlink"/>
@@ -3191,39 +3268,7 @@
         </w:rPr>
         <w:t xml:space="preserve">NHS England (2023) Records Management Code of Practice. Available at: </w:t>
       </w:r>
-      <w:r>
-        <w:rPr>
-          <w:rStyle w:val="Hyperlink"/>
-          <w:b w:val="false"/>
-          <w:bCs w:val="false"/>
-          <w:sz w:val="24"/>
-          <w:szCs w:val="24"/>
-        </w:rPr>
-        <w:t>https://www.england.nhs.uk/ourwork/digitalhealth/records-management</w:t>
-      </w:r>
-    </w:p>
-    <w:p>
-      <w:pPr>
-        <w:pStyle w:val="Normal"/>
-        <w:bidi w:val="0"/>
-        <w:jc w:val="start"/>
-        <w:rPr>
-          <w:b w:val="false"/>
-          <w:bCs w:val="false"/>
-          <w:sz w:val="24"/>
-          <w:szCs w:val="24"/>
-        </w:rPr>
-      </w:pPr>
-      <w:r>
-        <w:rPr>
-          <w:b w:val="false"/>
-          <w:bCs w:val="false"/>
-          <w:sz w:val="24"/>
-          <w:szCs w:val="24"/>
-        </w:rPr>
-        <w:t xml:space="preserve">National Audit Office (2017) Investigation: WannaCry cyber attack and the NHS. Available at: </w:t>
-      </w:r>
-      <w:hyperlink r:id="rId6">
+      <w:hyperlink r:id="rId8">
         <w:r>
           <w:rPr>
             <w:rStyle w:val="Hyperlink"/>
@@ -3232,7 +3277,7 @@
             <w:sz w:val="24"/>
             <w:szCs w:val="24"/>
           </w:rPr>
-          <w:t>https://www.nao.org.uk/reports/investigation-wannacry-cyber-attack-and-the-nhs/</w:t>
+          <w:t>https://www.england.nhs.uk/ourwork/digitalhealth/records-management</w:t>
         </w:r>
       </w:hyperlink>
     </w:p>
@@ -3257,40 +3302,6 @@
         </w:rPr>
         <w:t>Swingler, K. (2025) CSCU9D6 Data Strategy Notes. University of Stirling.</w:t>
       </w:r>
-    </w:p>
-    <w:p>
-      <w:pPr>
-        <w:pStyle w:val="Normal"/>
-        <w:bidi w:val="0"/>
-        <w:jc w:val="start"/>
-        <w:rPr>
-          <w:b w:val="false"/>
-          <w:bCs w:val="false"/>
-          <w:sz w:val="24"/>
-          <w:szCs w:val="24"/>
-        </w:rPr>
-      </w:pPr>
-      <w:r>
-        <w:rPr>
-          <w:b w:val="false"/>
-          <w:bCs w:val="false"/>
-          <w:sz w:val="24"/>
-          <w:szCs w:val="24"/>
-        </w:rPr>
-        <w:t xml:space="preserve">Gartner (2022) Data Literacy. Available at: </w:t>
-      </w:r>
-      <w:hyperlink r:id="rId7">
-        <w:r>
-          <w:rPr>
-            <w:rStyle w:val="Hyperlink"/>
-            <w:b w:val="false"/>
-            <w:bCs w:val="false"/>
-            <w:sz w:val="24"/>
-            <w:szCs w:val="24"/>
-          </w:rPr>
-          <w:t>https://www.gartner.com/en/data-analytics/topics/data-literacy</w:t>
-        </w:r>
-      </w:hyperlink>
     </w:p>
     <w:p>
       <w:pPr>

--- a/CSCU9D6_Assignment_3115875.docx
+++ b/CSCU9D6_Assignment_3115875.docx
@@ -85,7 +85,7 @@
           <w:sz w:val="40"/>
           <w:szCs w:val="40"/>
         </w:rPr>
-        <w:t>8</w:t>
+        <w:t>9</w:t>
       </w:r>
     </w:p>
     <w:p>
@@ -2882,7 +2882,25 @@
           <w:sz w:val="24"/>
           <w:szCs w:val="24"/>
         </w:rPr>
-        <w:t>The verified Cyber Essentials Plus route is recommended given the sensitivity of data processed. Certification will require network segregation at the three sites sharing patient and staff Wi-Fi, elimination of shared booking logins at two clinics, a patch schedule covering the fourteen-month imaging software backlog, and USB restriction on clinical workstations, are all scoped within the standard Cyber Essentials Plus assessment process. It also provides evidence of reasonable security measures in any subsequent ICO investigation.</w:t>
+        <w:t xml:space="preserve">The verified Cyber Essentials Plus route is recommended given the sensitivity of data processed. Certification will require network segregation at the three sites sharing patient and staff Wi-Fi, elimination of shared booking logins at two clinics, a patch schedule covering the fourteen-month imaging software backlog, and USB restriction on clinical workstations. </w:t>
+      </w:r>
+      <w:r>
+        <w:rPr>
+          <w:b w:val="false"/>
+          <w:bCs w:val="false"/>
+          <w:sz w:val="24"/>
+          <w:szCs w:val="24"/>
+        </w:rPr>
+        <w:t>Which</w:t>
+      </w:r>
+      <w:r>
+        <w:rPr>
+          <w:b w:val="false"/>
+          <w:bCs w:val="false"/>
+          <w:sz w:val="24"/>
+          <w:szCs w:val="24"/>
+        </w:rPr>
+        <w:t xml:space="preserve"> are all scoped within the standard Cyber Essentials Plus assessment process. It also provides evidence of reasonable security measures in any subsequent ICO investigation.</w:t>
       </w:r>
     </w:p>
     <w:p>
